--- a/projects/TRD-EHR/paper1-trd-prediction/parts/supplement/23-s9-subgroup-performance.docx
+++ b/projects/TRD-EHR/paper1-trd-prediction/parts/supplement/23-s9-subgroup-performance.docx
@@ -2,7 +2,7 @@
 <file path=word/document.xml><?xml version="1.0" encoding="utf-8"?>
 <w:document xmlns:w="http://schemas.openxmlformats.org/wordprocessingml/2006/main" xmlns:m="http://schemas.openxmlformats.org/officeDocument/2006/math" xmlns:r="http://schemas.openxmlformats.org/officeDocument/2006/relationships" xmlns:o="urn:schemas-microsoft-com:office:office" xmlns:v="urn:schemas-microsoft-com:vml" xmlns:w10="urn:schemas-microsoft-com:office:word" xmlns:a="http://schemas.openxmlformats.org/drawingml/2006/main" xmlns:pic="http://schemas.openxmlformats.org/drawingml/2006/picture" xmlns:wp="http://schemas.openxmlformats.org/drawingml/2006/wordprocessingDrawing">
   <w:body>
-    <w:bookmarkStart w:id="16" w:name="_1cd81a9d82146e44646b3d3efafb429ca92131e"/>
+    <w:bookmarkStart w:id="27" w:name="s9-subgroup-performance"/>
     <w:p>
       <w:pPr>
         <w:pStyle w:val="Heading1"/>
@@ -19,7 +19,7 @@
         <w:t xml:space="preserve">Subgroup analyses address performance differences, a question distinct from direct-input reliance under permutation. They do not establish fairness of the outcome label or of a proposed clinical decision.</w:t>
       </w:r>
     </w:p>
-    <w:bookmarkStart w:id="9" w:name="_292aabe1f1f2c597b52f00a30de6275b6dd27ea"/>
+    <w:bookmarkStart w:id="20" w:name="s9.1-design"/>
     <w:p>
       <w:pPr>
         <w:pStyle w:val="Heading2"/>
@@ -92,8 +92,8 @@
         <w:t xml:space="preserve">to identify the quantity actually calculated. This is not a logistic calibration intercept. Both differ from the binned-curve parameters in section S3.</w:t>
       </w:r>
     </w:p>
-    <w:bookmarkEnd w:id="9"/>
-    <w:bookmarkStart w:id="10" w:name="_28a962e901bef8a4fcaa60465b695b427d3a2f2"/>
+    <w:bookmarkEnd w:id="20"/>
+    <w:bookmarkStart w:id="21" w:name="s9.2-sociodemographic-strata"/>
     <w:p>
       <w:pPr>
         <w:pStyle w:val="Heading2"/>
@@ -107,7 +107,15 @@
         <w:pStyle w:val="FirstParagraph"/>
       </w:pPr>
       <w:r>
-        <w:t xml:space="preserve">Table S10. Discrimination and calibration by sociodemographic stratum, one representative model per arm, held-out test set. Groups are not disjoint across families: every patient with a recorded sex appears in one sex row and every patient with a recorded race in one race row.</w:t>
+        <w:t xml:space="preserve">Table S10 gives discrimination and calibration within each sociodemographic stratum, and Figure S13 plots the discrimination.</w:t>
+      </w:r>
+    </w:p>
+    <w:p>
+      <w:pPr>
+        <w:pStyle w:val="BodyText"/>
+      </w:pPr>
+      <w:r>
+        <w:t xml:space="preserve">Table S10. Discrimination and calibration by sociodemographic stratum, one representative model per arm (embedded logistic regression, feature-vector XGBoost, and logistic-regression-weighted retrieval at k = 295, the leading model of each), primary encoder, held-out test set. Groups are not disjoint across families: every patient with a recorded sex appears in one sex row and every patient with a recorded race in one race row.</w:t>
       </w:r>
     </w:p>
     <w:tbl>
@@ -389,51 +397,51 @@
               <w:pStyle w:val="Compact"/>
             </w:pPr>
             <w:r>
-              <w:t xml:space="preserve">F LR</w:t>
-            </w:r>
-          </w:p>
-        </w:tc>
-        <w:tc>
-          <w:tcPr/>
-          <w:p>
-            <w:pPr>
-              <w:pStyle w:val="Compact"/>
-            </w:pPr>
-            <w:r>
-              <w:t xml:space="preserve">0.629 (0.613–0.644)</w:t>
-            </w:r>
-          </w:p>
-        </w:tc>
-        <w:tc>
-          <w:tcPr/>
-          <w:p>
-            <w:pPr>
-              <w:pStyle w:val="Compact"/>
-            </w:pPr>
-            <w:r>
-              <w:t xml:space="preserve">0.139 (0.134–0.144)</w:t>
-            </w:r>
-          </w:p>
-        </w:tc>
-        <w:tc>
-          <w:tcPr/>
-          <w:p>
-            <w:pPr>
-              <w:pStyle w:val="Compact"/>
-            </w:pPr>
-            <w:r>
-              <w:t xml:space="preserve">0.95 (0.84–1.05)</w:t>
-            </w:r>
-          </w:p>
-        </w:tc>
-        <w:tc>
-          <w:tcPr/>
-          <w:p>
-            <w:pPr>
-              <w:pStyle w:val="Compact"/>
-            </w:pPr>
-            <w:r>
-              <w:t xml:space="preserve">−0.000 (−0.008 to +0.008)</w:t>
+              <w:t xml:space="preserve">F XGB</w:t>
+            </w:r>
+          </w:p>
+        </w:tc>
+        <w:tc>
+          <w:tcPr/>
+          <w:p>
+            <w:pPr>
+              <w:pStyle w:val="Compact"/>
+            </w:pPr>
+            <w:r>
+              <w:t xml:space="preserve">0.649 (0.634–0.664)</w:t>
+            </w:r>
+          </w:p>
+        </w:tc>
+        <w:tc>
+          <w:tcPr/>
+          <w:p>
+            <w:pPr>
+              <w:pStyle w:val="Compact"/>
+            </w:pPr>
+            <w:r>
+              <w:t xml:space="preserve">0.138 (0.132–0.143)</w:t>
+            </w:r>
+          </w:p>
+        </w:tc>
+        <w:tc>
+          <w:tcPr/>
+          <w:p>
+            <w:pPr>
+              <w:pStyle w:val="Compact"/>
+            </w:pPr>
+            <w:r>
+              <w:t xml:space="preserve">1.25 (1.13–1.37)</w:t>
+            </w:r>
+          </w:p>
+        </w:tc>
+        <w:tc>
+          <w:tcPr/>
+          <w:p>
+            <w:pPr>
+              <w:pStyle w:val="Compact"/>
+            </w:pPr>
+            <w:r>
+              <w:t xml:space="preserve">+0.000 (−0.008 to +0.008)</w:t>
             </w:r>
           </w:p>
         </w:tc>
@@ -665,51 +673,51 @@
               <w:pStyle w:val="Compact"/>
             </w:pPr>
             <w:r>
-              <w:t xml:space="preserve">F LR</w:t>
-            </w:r>
-          </w:p>
-        </w:tc>
-        <w:tc>
-          <w:tcPr/>
-          <w:p>
-            <w:pPr>
-              <w:pStyle w:val="Compact"/>
-            </w:pPr>
-            <w:r>
-              <w:t xml:space="preserve">0.626 (0.595–0.655)</w:t>
-            </w:r>
-          </w:p>
-        </w:tc>
-        <w:tc>
-          <w:tcPr/>
-          <w:p>
-            <w:pPr>
-              <w:pStyle w:val="Compact"/>
-            </w:pPr>
-            <w:r>
-              <w:t xml:space="preserve">0.133 (0.123–0.143)</w:t>
-            </w:r>
-          </w:p>
-        </w:tc>
-        <w:tc>
-          <w:tcPr/>
-          <w:p>
-            <w:pPr>
-              <w:pStyle w:val="Compact"/>
-            </w:pPr>
-            <w:r>
-              <w:t xml:space="preserve">0.86 (0.65–1.07)</w:t>
-            </w:r>
-          </w:p>
-        </w:tc>
-        <w:tc>
-          <w:tcPr/>
-          <w:p>
-            <w:pPr>
-              <w:pStyle w:val="Compact"/>
-            </w:pPr>
-            <w:r>
-              <w:t xml:space="preserve">−0.003 (−0.017 to +0.012)</w:t>
+              <w:t xml:space="preserve">F XGB</w:t>
+            </w:r>
+          </w:p>
+        </w:tc>
+        <w:tc>
+          <w:tcPr/>
+          <w:p>
+            <w:pPr>
+              <w:pStyle w:val="Compact"/>
+            </w:pPr>
+            <w:r>
+              <w:t xml:space="preserve">0.654 (0.624–0.683)</w:t>
+            </w:r>
+          </w:p>
+        </w:tc>
+        <w:tc>
+          <w:tcPr/>
+          <w:p>
+            <w:pPr>
+              <w:pStyle w:val="Compact"/>
+            </w:pPr>
+            <w:r>
+              <w:t xml:space="preserve">0.131 (0.122–0.140)</w:t>
+            </w:r>
+          </w:p>
+        </w:tc>
+        <w:tc>
+          <w:tcPr/>
+          <w:p>
+            <w:pPr>
+              <w:pStyle w:val="Compact"/>
+            </w:pPr>
+            <w:r>
+              <w:t xml:space="preserve">1.18 (0.96–1.42)</w:t>
+            </w:r>
+          </w:p>
+        </w:tc>
+        <w:tc>
+          <w:tcPr/>
+          <w:p>
+            <w:pPr>
+              <w:pStyle w:val="Compact"/>
+            </w:pPr>
+            <w:r>
+              <w:t xml:space="preserve">+0.006 (−0.007 to +0.021)</w:t>
             </w:r>
           </w:p>
         </w:tc>
@@ -941,51 +949,51 @@
               <w:pStyle w:val="Compact"/>
             </w:pPr>
             <w:r>
-              <w:t xml:space="preserve">F LR</w:t>
-            </w:r>
-          </w:p>
-        </w:tc>
-        <w:tc>
-          <w:tcPr/>
-          <w:p>
-            <w:pPr>
-              <w:pStyle w:val="Compact"/>
-            </w:pPr>
-            <w:r>
-              <w:t xml:space="preserve">0.630 (0.612–0.648)</w:t>
-            </w:r>
-          </w:p>
-        </w:tc>
-        <w:tc>
-          <w:tcPr/>
-          <w:p>
-            <w:pPr>
-              <w:pStyle w:val="Compact"/>
-            </w:pPr>
-            <w:r>
-              <w:t xml:space="preserve">0.141 (0.136–0.147)</w:t>
-            </w:r>
-          </w:p>
-        </w:tc>
-        <w:tc>
-          <w:tcPr/>
-          <w:p>
-            <w:pPr>
-              <w:pStyle w:val="Compact"/>
-            </w:pPr>
-            <w:r>
-              <w:t xml:space="preserve">0.99 (0.86–1.12)</w:t>
-            </w:r>
-          </w:p>
-        </w:tc>
-        <w:tc>
-          <w:tcPr/>
-          <w:p>
-            <w:pPr>
-              <w:pStyle w:val="Compact"/>
-            </w:pPr>
-            <w:r>
-              <w:t xml:space="preserve">+0.001 (−0.008 to +0.010)</w:t>
+              <w:t xml:space="preserve">F XGB</w:t>
+            </w:r>
+          </w:p>
+        </w:tc>
+        <w:tc>
+          <w:tcPr/>
+          <w:p>
+            <w:pPr>
+              <w:pStyle w:val="Compact"/>
+            </w:pPr>
+            <w:r>
+              <w:t xml:space="preserve">0.647 (0.630–0.664)</w:t>
+            </w:r>
+          </w:p>
+        </w:tc>
+        <w:tc>
+          <w:tcPr/>
+          <w:p>
+            <w:pPr>
+              <w:pStyle w:val="Compact"/>
+            </w:pPr>
+            <w:r>
+              <w:t xml:space="preserve">0.140 (0.134–0.146)</w:t>
+            </w:r>
+          </w:p>
+        </w:tc>
+        <w:tc>
+          <w:tcPr/>
+          <w:p>
+            <w:pPr>
+              <w:pStyle w:val="Compact"/>
+            </w:pPr>
+            <w:r>
+              <w:t xml:space="preserve">1.27 (1.14–1.42)</w:t>
+            </w:r>
+          </w:p>
+        </w:tc>
+        <w:tc>
+          <w:tcPr/>
+          <w:p>
+            <w:pPr>
+              <w:pStyle w:val="Compact"/>
+            </w:pPr>
+            <w:r>
+              <w:t xml:space="preserve">−0.002 (−0.011 to +0.007)</w:t>
             </w:r>
           </w:p>
         </w:tc>
@@ -1217,51 +1225,51 @@
               <w:pStyle w:val="Compact"/>
             </w:pPr>
             <w:r>
-              <w:t xml:space="preserve">F LR</w:t>
-            </w:r>
-          </w:p>
-        </w:tc>
-        <w:tc>
-          <w:tcPr/>
-          <w:p>
-            <w:pPr>
-              <w:pStyle w:val="Compact"/>
-            </w:pPr>
-            <w:r>
-              <w:t xml:space="preserve">0.633 (0.615–0.652)</w:t>
-            </w:r>
-          </w:p>
-        </w:tc>
-        <w:tc>
-          <w:tcPr/>
-          <w:p>
-            <w:pPr>
-              <w:pStyle w:val="Compact"/>
-            </w:pPr>
-            <w:r>
-              <w:t xml:space="preserve">0.137 (0.132–0.143)</w:t>
-            </w:r>
-          </w:p>
-        </w:tc>
-        <w:tc>
-          <w:tcPr/>
-          <w:p>
-            <w:pPr>
-              <w:pStyle w:val="Compact"/>
-            </w:pPr>
-            <w:r>
-              <w:t xml:space="preserve">0.98 (0.84–1.11)</w:t>
-            </w:r>
-          </w:p>
-        </w:tc>
-        <w:tc>
-          <w:tcPr/>
-          <w:p>
-            <w:pPr>
-              <w:pStyle w:val="Compact"/>
-            </w:pPr>
-            <w:r>
-              <w:t xml:space="preserve">+0.001 (−0.008 to +0.009)</w:t>
+              <w:t xml:space="preserve">F XGB</w:t>
+            </w:r>
+          </w:p>
+        </w:tc>
+        <w:tc>
+          <w:tcPr/>
+          <w:p>
+            <w:pPr>
+              <w:pStyle w:val="Compact"/>
+            </w:pPr>
+            <w:r>
+              <w:t xml:space="preserve">0.656 (0.639–0.673)</w:t>
+            </w:r>
+          </w:p>
+        </w:tc>
+        <w:tc>
+          <w:tcPr/>
+          <w:p>
+            <w:pPr>
+              <w:pStyle w:val="Compact"/>
+            </w:pPr>
+            <w:r>
+              <w:t xml:space="preserve">0.136 (0.130–0.141)</w:t>
+            </w:r>
+          </w:p>
+        </w:tc>
+        <w:tc>
+          <w:tcPr/>
+          <w:p>
+            <w:pPr>
+              <w:pStyle w:val="Compact"/>
+            </w:pPr>
+            <w:r>
+              <w:t xml:space="preserve">1.28 (1.14–1.44)</w:t>
+            </w:r>
+          </w:p>
+        </w:tc>
+        <w:tc>
+          <w:tcPr/>
+          <w:p>
+            <w:pPr>
+              <w:pStyle w:val="Compact"/>
+            </w:pPr>
+            <w:r>
+              <w:t xml:space="preserve">−0.000 (−0.009 to +0.008)</w:t>
             </w:r>
           </w:p>
         </w:tc>
@@ -1493,51 +1501,51 @@
               <w:pStyle w:val="Compact"/>
             </w:pPr>
             <w:r>
-              <w:t xml:space="preserve">F LR</w:t>
-            </w:r>
-          </w:p>
-        </w:tc>
-        <w:tc>
-          <w:tcPr/>
-          <w:p>
-            <w:pPr>
-              <w:pStyle w:val="Compact"/>
-            </w:pPr>
-            <w:r>
-              <w:t xml:space="preserve">0.608 (0.573–0.643)</w:t>
-            </w:r>
-          </w:p>
-        </w:tc>
-        <w:tc>
-          <w:tcPr/>
-          <w:p>
-            <w:pPr>
-              <w:pStyle w:val="Compact"/>
-            </w:pPr>
-            <w:r>
-              <w:t xml:space="preserve">0.147 (0.136–0.160)</w:t>
-            </w:r>
-          </w:p>
-        </w:tc>
-        <w:tc>
-          <w:tcPr/>
-          <w:p>
-            <w:pPr>
-              <w:pStyle w:val="Compact"/>
-            </w:pPr>
-            <w:r>
-              <w:t xml:space="preserve">0.79 (0.56–1.02)</w:t>
-            </w:r>
-          </w:p>
-        </w:tc>
-        <w:tc>
-          <w:tcPr/>
-          <w:p>
-            <w:pPr>
-              <w:pStyle w:val="Compact"/>
-            </w:pPr>
-            <w:r>
-              <w:t xml:space="preserve">−0.004 (−0.024 to +0.013)</w:t>
+              <w:t xml:space="preserve">F XGB</w:t>
+            </w:r>
+          </w:p>
+        </w:tc>
+        <w:tc>
+          <w:tcPr/>
+          <w:p>
+            <w:pPr>
+              <w:pStyle w:val="Compact"/>
+            </w:pPr>
+            <w:r>
+              <w:t xml:space="preserve">0.616 (0.579–0.650)</w:t>
+            </w:r>
+          </w:p>
+        </w:tc>
+        <w:tc>
+          <w:tcPr/>
+          <w:p>
+            <w:pPr>
+              <w:pStyle w:val="Compact"/>
+            </w:pPr>
+            <w:r>
+              <w:t xml:space="preserve">0.146 (0.136–0.158)</w:t>
+            </w:r>
+          </w:p>
+        </w:tc>
+        <w:tc>
+          <w:tcPr/>
+          <w:p>
+            <w:pPr>
+              <w:pStyle w:val="Compact"/>
+            </w:pPr>
+            <w:r>
+              <w:t xml:space="preserve">1.07 (0.75–1.36)</w:t>
+            </w:r>
+          </w:p>
+        </w:tc>
+        <w:tc>
+          <w:tcPr/>
+          <w:p>
+            <w:pPr>
+              <w:pStyle w:val="Compact"/>
+            </w:pPr>
+            <w:r>
+              <w:t xml:space="preserve">+0.000 (−0.019 to +0.017)</w:t>
             </w:r>
           </w:p>
         </w:tc>
@@ -1769,7 +1777,7 @@
               <w:pStyle w:val="Compact"/>
             </w:pPr>
             <w:r>
-              <w:t xml:space="preserve">F LR</w:t>
+              <w:t xml:space="preserve">F XGB</w:t>
             </w:r>
           </w:p>
         </w:tc>
@@ -2045,51 +2053,51 @@
               <w:pStyle w:val="Compact"/>
             </w:pPr>
             <w:r>
-              <w:t xml:space="preserve">F LR</w:t>
-            </w:r>
-          </w:p>
-        </w:tc>
-        <w:tc>
-          <w:tcPr/>
-          <w:p>
-            <w:pPr>
-              <w:pStyle w:val="Compact"/>
-            </w:pPr>
-            <w:r>
-              <w:t xml:space="preserve">0.570 (0.524–0.615)</w:t>
-            </w:r>
-          </w:p>
-        </w:tc>
-        <w:tc>
-          <w:tcPr/>
-          <w:p>
-            <w:pPr>
-              <w:pStyle w:val="Compact"/>
-            </w:pPr>
-            <w:r>
-              <w:t xml:space="preserve">0.160 (0.146–0.174)</w:t>
-            </w:r>
-          </w:p>
-        </w:tc>
-        <w:tc>
-          <w:tcPr/>
-          <w:p>
-            <w:pPr>
-              <w:pStyle w:val="Compact"/>
-            </w:pPr>
-            <w:r>
-              <w:t xml:space="preserve">0.60 (0.22–0.92)</w:t>
-            </w:r>
-          </w:p>
-        </w:tc>
-        <w:tc>
-          <w:tcPr/>
-          <w:p>
-            <w:pPr>
-              <w:pStyle w:val="Compact"/>
-            </w:pPr>
-            <w:r>
-              <w:t xml:space="preserve">+0.012 (−0.014 to +0.036)</w:t>
+              <w:t xml:space="preserve">F XGB</w:t>
+            </w:r>
+          </w:p>
+        </w:tc>
+        <w:tc>
+          <w:tcPr/>
+          <w:p>
+            <w:pPr>
+              <w:pStyle w:val="Compact"/>
+            </w:pPr>
+            <w:r>
+              <w:t xml:space="preserve">0.588 (0.544–0.628)</w:t>
+            </w:r>
+          </w:p>
+        </w:tc>
+        <w:tc>
+          <w:tcPr/>
+          <w:p>
+            <w:pPr>
+              <w:pStyle w:val="Compact"/>
+            </w:pPr>
+            <w:r>
+              <w:t xml:space="preserve">0.157 (0.144–0.172)</w:t>
+            </w:r>
+          </w:p>
+        </w:tc>
+        <w:tc>
+          <w:tcPr/>
+          <w:p>
+            <w:pPr>
+              <w:pStyle w:val="Compact"/>
+            </w:pPr>
+            <w:r>
+              <w:t xml:space="preserve">0.96 (0.50–1.39)</w:t>
+            </w:r>
+          </w:p>
+        </w:tc>
+        <w:tc>
+          <w:tcPr/>
+          <w:p>
+            <w:pPr>
+              <w:pStyle w:val="Compact"/>
+            </w:pPr>
+            <w:r>
+              <w:t xml:space="preserve">+0.001 (−0.025 to +0.024)</w:t>
             </w:r>
           </w:p>
         </w:tc>
@@ -2321,51 +2329,51 @@
               <w:pStyle w:val="Compact"/>
             </w:pPr>
             <w:r>
-              <w:t xml:space="preserve">F LR</w:t>
-            </w:r>
-          </w:p>
-        </w:tc>
-        <w:tc>
-          <w:tcPr/>
-          <w:p>
-            <w:pPr>
-              <w:pStyle w:val="Compact"/>
-            </w:pPr>
-            <w:r>
-              <w:t xml:space="preserve">0.636 (0.605–0.667)</w:t>
-            </w:r>
-          </w:p>
-        </w:tc>
-        <w:tc>
-          <w:tcPr/>
-          <w:p>
-            <w:pPr>
-              <w:pStyle w:val="Compact"/>
-            </w:pPr>
-            <w:r>
-              <w:t xml:space="preserve">0.155 (0.145–0.167)</w:t>
-            </w:r>
-          </w:p>
-        </w:tc>
-        <w:tc>
-          <w:tcPr/>
-          <w:p>
-            <w:pPr>
-              <w:pStyle w:val="Compact"/>
-            </w:pPr>
-            <w:r>
-              <w:t xml:space="preserve">1.00 (0.78–1.24)</w:t>
-            </w:r>
-          </w:p>
-        </w:tc>
-        <w:tc>
-          <w:tcPr/>
-          <w:p>
-            <w:pPr>
-              <w:pStyle w:val="Compact"/>
-            </w:pPr>
-            <w:r>
-              <w:t xml:space="preserve">−0.002 (−0.020 to +0.016)</w:t>
+              <w:t xml:space="preserve">F XGB</w:t>
+            </w:r>
+          </w:p>
+        </w:tc>
+        <w:tc>
+          <w:tcPr/>
+          <w:p>
+            <w:pPr>
+              <w:pStyle w:val="Compact"/>
+            </w:pPr>
+            <w:r>
+              <w:t xml:space="preserve">0.649 (0.617–0.681)</w:t>
+            </w:r>
+          </w:p>
+        </w:tc>
+        <w:tc>
+          <w:tcPr/>
+          <w:p>
+            <w:pPr>
+              <w:pStyle w:val="Compact"/>
+            </w:pPr>
+            <w:r>
+              <w:t xml:space="preserve">0.154 (0.144–0.166)</w:t>
+            </w:r>
+          </w:p>
+        </w:tc>
+        <w:tc>
+          <w:tcPr/>
+          <w:p>
+            <w:pPr>
+              <w:pStyle w:val="Compact"/>
+            </w:pPr>
+            <w:r>
+              <w:t xml:space="preserve">1.35 (1.08–1.66)</w:t>
+            </w:r>
+          </w:p>
+        </w:tc>
+        <w:tc>
+          <w:tcPr/>
+          <w:p>
+            <w:pPr>
+              <w:pStyle w:val="Compact"/>
+            </w:pPr>
+            <w:r>
+              <w:t xml:space="preserve">−0.004 (−0.023 to +0.014)</w:t>
             </w:r>
           </w:p>
         </w:tc>
@@ -2597,51 +2605,51 @@
               <w:pStyle w:val="Compact"/>
             </w:pPr>
             <w:r>
-              <w:t xml:space="preserve">F LR</w:t>
-            </w:r>
-          </w:p>
-        </w:tc>
-        <w:tc>
-          <w:tcPr/>
-          <w:p>
-            <w:pPr>
-              <w:pStyle w:val="Compact"/>
-            </w:pPr>
-            <w:r>
-              <w:t xml:space="preserve">0.607 (0.580–0.636)</w:t>
-            </w:r>
-          </w:p>
-        </w:tc>
-        <w:tc>
-          <w:tcPr/>
-          <w:p>
-            <w:pPr>
-              <w:pStyle w:val="Compact"/>
-            </w:pPr>
-            <w:r>
-              <w:t xml:space="preserve">0.143 (0.133–0.151)</w:t>
-            </w:r>
-          </w:p>
-        </w:tc>
-        <w:tc>
-          <w:tcPr/>
-          <w:p>
-            <w:pPr>
-              <w:pStyle w:val="Compact"/>
-            </w:pPr>
-            <w:r>
-              <w:t xml:space="preserve">0.88 (0.68–1.10)</w:t>
-            </w:r>
-          </w:p>
-        </w:tc>
-        <w:tc>
-          <w:tcPr/>
-          <w:p>
-            <w:pPr>
-              <w:pStyle w:val="Compact"/>
-            </w:pPr>
-            <w:r>
-              <w:t xml:space="preserve">−0.001 (−0.014 to +0.014)</w:t>
+              <w:t xml:space="preserve">F XGB</w:t>
+            </w:r>
+          </w:p>
+        </w:tc>
+        <w:tc>
+          <w:tcPr/>
+          <w:p>
+            <w:pPr>
+              <w:pStyle w:val="Compact"/>
+            </w:pPr>
+            <w:r>
+              <w:t xml:space="preserve">0.642 (0.614–0.671)</w:t>
+            </w:r>
+          </w:p>
+        </w:tc>
+        <w:tc>
+          <w:tcPr/>
+          <w:p>
+            <w:pPr>
+              <w:pStyle w:val="Compact"/>
+            </w:pPr>
+            <w:r>
+              <w:t xml:space="preserve">0.140 (0.131–0.149)</w:t>
+            </w:r>
+          </w:p>
+        </w:tc>
+        <w:tc>
+          <w:tcPr/>
+          <w:p>
+            <w:pPr>
+              <w:pStyle w:val="Compact"/>
+            </w:pPr>
+            <w:r>
+              <w:t xml:space="preserve">1.24 (1.01–1.48)</w:t>
+            </w:r>
+          </w:p>
+        </w:tc>
+        <w:tc>
+          <w:tcPr/>
+          <w:p>
+            <w:pPr>
+              <w:pStyle w:val="Compact"/>
+            </w:pPr>
+            <w:r>
+              <w:t xml:space="preserve">+0.005 (−0.008 to +0.020)</w:t>
             </w:r>
           </w:p>
         </w:tc>
@@ -2873,51 +2881,51 @@
               <w:pStyle w:val="Compact"/>
             </w:pPr>
             <w:r>
-              <w:t xml:space="preserve">F LR</w:t>
-            </w:r>
-          </w:p>
-        </w:tc>
-        <w:tc>
-          <w:tcPr/>
-          <w:p>
-            <w:pPr>
-              <w:pStyle w:val="Compact"/>
-            </w:pPr>
-            <w:r>
-              <w:t xml:space="preserve">0.641 (0.614–0.669)</w:t>
-            </w:r>
-          </w:p>
-        </w:tc>
-        <w:tc>
-          <w:tcPr/>
-          <w:p>
-            <w:pPr>
-              <w:pStyle w:val="Compact"/>
-            </w:pPr>
-            <w:r>
-              <w:t xml:space="preserve">0.119 (0.110–0.127)</w:t>
-            </w:r>
-          </w:p>
-        </w:tc>
-        <w:tc>
-          <w:tcPr/>
-          <w:p>
-            <w:pPr>
-              <w:pStyle w:val="Compact"/>
-            </w:pPr>
-            <w:r>
-              <w:t xml:space="preserve">1.18 (0.95–1.43)</w:t>
-            </w:r>
-          </w:p>
-        </w:tc>
-        <w:tc>
-          <w:tcPr/>
-          <w:p>
-            <w:pPr>
-              <w:pStyle w:val="Compact"/>
-            </w:pPr>
-            <w:r>
-              <w:t xml:space="preserve">−0.003 (−0.016 to +0.010)</w:t>
+              <w:t xml:space="preserve">F XGB</w:t>
+            </w:r>
+          </w:p>
+        </w:tc>
+        <w:tc>
+          <w:tcPr/>
+          <w:p>
+            <w:pPr>
+              <w:pStyle w:val="Compact"/>
+            </w:pPr>
+            <w:r>
+              <w:t xml:space="preserve">0.660 (0.631–0.687)</w:t>
+            </w:r>
+          </w:p>
+        </w:tc>
+        <w:tc>
+          <w:tcPr/>
+          <w:p>
+            <w:pPr>
+              <w:pStyle w:val="Compact"/>
+            </w:pPr>
+            <w:r>
+              <w:t xml:space="preserve">0.118 (0.109–0.126)</w:t>
+            </w:r>
+          </w:p>
+        </w:tc>
+        <w:tc>
+          <w:tcPr/>
+          <w:p>
+            <w:pPr>
+              <w:pStyle w:val="Compact"/>
+            </w:pPr>
+            <w:r>
+              <w:t xml:space="preserve">1.42 (1.19–1.66)</w:t>
+            </w:r>
+          </w:p>
+        </w:tc>
+        <w:tc>
+          <w:tcPr/>
+          <w:p>
+            <w:pPr>
+              <w:pStyle w:val="Compact"/>
+            </w:pPr>
+            <w:r>
+              <w:t xml:space="preserve">−0.002 (−0.015 to +0.011)</w:t>
             </w:r>
           </w:p>
         </w:tc>
@@ -3149,51 +3157,51 @@
               <w:pStyle w:val="Compact"/>
             </w:pPr>
             <w:r>
-              <w:t xml:space="preserve">F LR</w:t>
-            </w:r>
-          </w:p>
-        </w:tc>
-        <w:tc>
-          <w:tcPr/>
-          <w:p>
-            <w:pPr>
-              <w:pStyle w:val="Compact"/>
-            </w:pPr>
-            <w:r>
-              <w:t xml:space="preserve">0.607 (0.563–0.649)</w:t>
-            </w:r>
-          </w:p>
-        </w:tc>
-        <w:tc>
-          <w:tcPr/>
-          <w:p>
-            <w:pPr>
-              <w:pStyle w:val="Compact"/>
-            </w:pPr>
-            <w:r>
-              <w:t xml:space="preserve">0.177 (0.159–0.194)</w:t>
-            </w:r>
-          </w:p>
-        </w:tc>
-        <w:tc>
-          <w:tcPr/>
-          <w:p>
-            <w:pPr>
-              <w:pStyle w:val="Compact"/>
-            </w:pPr>
-            <w:r>
-              <w:t xml:space="preserve">0.85 (0.52–1.16)</w:t>
-            </w:r>
-          </w:p>
-        </w:tc>
-        <w:tc>
-          <w:tcPr/>
-          <w:p>
-            <w:pPr>
-              <w:pStyle w:val="Compact"/>
-            </w:pPr>
-            <w:r>
-              <w:t xml:space="preserve">−0.049 (−0.077 to −0.021)</w:t>
+              <w:t xml:space="preserve">F XGB</w:t>
+            </w:r>
+          </w:p>
+        </w:tc>
+        <w:tc>
+          <w:tcPr/>
+          <w:p>
+            <w:pPr>
+              <w:pStyle w:val="Compact"/>
+            </w:pPr>
+            <w:r>
+              <w:t xml:space="preserve">0.633 (0.590–0.673)</w:t>
+            </w:r>
+          </w:p>
+        </w:tc>
+        <w:tc>
+          <w:tcPr/>
+          <w:p>
+            <w:pPr>
+              <w:pStyle w:val="Compact"/>
+            </w:pPr>
+            <w:r>
+              <w:t xml:space="preserve">0.175 (0.158–0.193)</w:t>
+            </w:r>
+          </w:p>
+        </w:tc>
+        <w:tc>
+          <w:tcPr/>
+          <w:p>
+            <w:pPr>
+              <w:pStyle w:val="Compact"/>
+            </w:pPr>
+            <w:r>
+              <w:t xml:space="preserve">1.12 (0.79–1.45)</w:t>
+            </w:r>
+          </w:p>
+        </w:tc>
+        <w:tc>
+          <w:tcPr/>
+          <w:p>
+            <w:pPr>
+              <w:pStyle w:val="Compact"/>
+            </w:pPr>
+            <w:r>
+              <w:t xml:space="preserve">−0.053 (−0.082 to −0.026)</w:t>
             </w:r>
           </w:p>
         </w:tc>
@@ -3425,51 +3433,51 @@
               <w:pStyle w:val="Compact"/>
             </w:pPr>
             <w:r>
-              <w:t xml:space="preserve">F LR</w:t>
-            </w:r>
-          </w:p>
-        </w:tc>
-        <w:tc>
-          <w:tcPr/>
-          <w:p>
-            <w:pPr>
-              <w:pStyle w:val="Compact"/>
-            </w:pPr>
-            <w:r>
-              <w:t xml:space="preserve">0.598 (0.569–0.627)</w:t>
-            </w:r>
-          </w:p>
-        </w:tc>
-        <w:tc>
-          <w:tcPr/>
-          <w:p>
-            <w:pPr>
-              <w:pStyle w:val="Compact"/>
-            </w:pPr>
-            <w:r>
-              <w:t xml:space="preserve">0.149 (0.140–0.159)</w:t>
-            </w:r>
-          </w:p>
-        </w:tc>
-        <w:tc>
-          <w:tcPr/>
-          <w:p>
-            <w:pPr>
-              <w:pStyle w:val="Compact"/>
-            </w:pPr>
-            <w:r>
-              <w:t xml:space="preserve">0.72 (0.52–0.93)</w:t>
-            </w:r>
-          </w:p>
-        </w:tc>
-        <w:tc>
-          <w:tcPr/>
-          <w:p>
-            <w:pPr>
-              <w:pStyle w:val="Compact"/>
-            </w:pPr>
-            <w:r>
-              <w:t xml:space="preserve">+0.016 (+0.000 to +0.031)</w:t>
+              <w:t xml:space="preserve">F XGB</w:t>
+            </w:r>
+          </w:p>
+        </w:tc>
+        <w:tc>
+          <w:tcPr/>
+          <w:p>
+            <w:pPr>
+              <w:pStyle w:val="Compact"/>
+            </w:pPr>
+            <w:r>
+              <w:t xml:space="preserve">0.620 (0.595–0.649)</w:t>
+            </w:r>
+          </w:p>
+        </w:tc>
+        <w:tc>
+          <w:tcPr/>
+          <w:p>
+            <w:pPr>
+              <w:pStyle w:val="Compact"/>
+            </w:pPr>
+            <w:r>
+              <w:t xml:space="preserve">0.146 (0.137–0.156)</w:t>
+            </w:r>
+          </w:p>
+        </w:tc>
+        <w:tc>
+          <w:tcPr/>
+          <w:p>
+            <w:pPr>
+              <w:pStyle w:val="Compact"/>
+            </w:pPr>
+            <w:r>
+              <w:t xml:space="preserve">1.12 (0.88–1.37)</w:t>
+            </w:r>
+          </w:p>
+        </w:tc>
+        <w:tc>
+          <w:tcPr/>
+          <w:p>
+            <w:pPr>
+              <w:pStyle w:val="Compact"/>
+            </w:pPr>
+            <w:r>
+              <w:t xml:space="preserve">+0.011 (−0.005 to +0.026)</w:t>
             </w:r>
           </w:p>
         </w:tc>
@@ -3701,51 +3709,51 @@
               <w:pStyle w:val="Compact"/>
             </w:pPr>
             <w:r>
-              <w:t xml:space="preserve">F LR</w:t>
-            </w:r>
-          </w:p>
-        </w:tc>
-        <w:tc>
-          <w:tcPr/>
-          <w:p>
-            <w:pPr>
-              <w:pStyle w:val="Compact"/>
-            </w:pPr>
-            <w:r>
-              <w:t xml:space="preserve">0.644 (0.623–0.666)</w:t>
-            </w:r>
-          </w:p>
-        </w:tc>
-        <w:tc>
-          <w:tcPr/>
-          <w:p>
-            <w:pPr>
-              <w:pStyle w:val="Compact"/>
-            </w:pPr>
-            <w:r>
-              <w:t xml:space="preserve">0.131 (0.124–0.138)</w:t>
-            </w:r>
-          </w:p>
-        </w:tc>
-        <w:tc>
-          <w:tcPr/>
-          <w:p>
-            <w:pPr>
-              <w:pStyle w:val="Compact"/>
-            </w:pPr>
-            <w:r>
-              <w:t xml:space="preserve">1.10 (0.93–1.28)</w:t>
-            </w:r>
-          </w:p>
-        </w:tc>
-        <w:tc>
-          <w:tcPr/>
-          <w:p>
-            <w:pPr>
-              <w:pStyle w:val="Compact"/>
-            </w:pPr>
-            <w:r>
-              <w:t xml:space="preserve">−0.002 (−0.013 to +0.008)</w:t>
+              <w:t xml:space="preserve">F XGB</w:t>
+            </w:r>
+          </w:p>
+        </w:tc>
+        <w:tc>
+          <w:tcPr/>
+          <w:p>
+            <w:pPr>
+              <w:pStyle w:val="Compact"/>
+            </w:pPr>
+            <w:r>
+              <w:t xml:space="preserve">0.660 (0.639–0.681)</w:t>
+            </w:r>
+          </w:p>
+        </w:tc>
+        <w:tc>
+          <w:tcPr/>
+          <w:p>
+            <w:pPr>
+              <w:pStyle w:val="Compact"/>
+            </w:pPr>
+            <w:r>
+              <w:t xml:space="preserve">0.130 (0.123–0.136)</w:t>
+            </w:r>
+          </w:p>
+        </w:tc>
+        <w:tc>
+          <w:tcPr/>
+          <w:p>
+            <w:pPr>
+              <w:pStyle w:val="Compact"/>
+            </w:pPr>
+            <w:r>
+              <w:t xml:space="preserve">1.35 (1.17–1.54)</w:t>
+            </w:r>
+          </w:p>
+        </w:tc>
+        <w:tc>
+          <w:tcPr/>
+          <w:p>
+            <w:pPr>
+              <w:pStyle w:val="Compact"/>
+            </w:pPr>
+            <w:r>
+              <w:t xml:space="preserve">+0.002 (−0.009 to +0.012)</w:t>
             </w:r>
           </w:p>
         </w:tc>
@@ -3977,51 +3985,51 @@
               <w:pStyle w:val="Compact"/>
             </w:pPr>
             <w:r>
-              <w:t xml:space="preserve">F LR</w:t>
-            </w:r>
-          </w:p>
-        </w:tc>
-        <w:tc>
-          <w:tcPr/>
-          <w:p>
-            <w:pPr>
-              <w:pStyle w:val="Compact"/>
-            </w:pPr>
-            <w:r>
-              <w:t xml:space="preserve">0.518 (0.357–0.687)</w:t>
-            </w:r>
-          </w:p>
-        </w:tc>
-        <w:tc>
-          <w:tcPr/>
-          <w:p>
-            <w:pPr>
-              <w:pStyle w:val="Compact"/>
-            </w:pPr>
-            <w:r>
-              <w:t xml:space="preserve">0.169 (0.117–0.220)</w:t>
-            </w:r>
-          </w:p>
-        </w:tc>
-        <w:tc>
-          <w:tcPr/>
-          <w:p>
-            <w:pPr>
-              <w:pStyle w:val="Compact"/>
-            </w:pPr>
-            <w:r>
-              <w:t xml:space="preserve">0.30 (−1.07 to 1.63)</w:t>
-            </w:r>
-          </w:p>
-        </w:tc>
-        <w:tc>
-          <w:tcPr/>
-          <w:p>
-            <w:pPr>
-              <w:pStyle w:val="Compact"/>
-            </w:pPr>
-            <w:r>
-              <w:t xml:space="preserve">−0.003 (−0.090 to +0.078)</w:t>
+              <w:t xml:space="preserve">F XGB</w:t>
+            </w:r>
+          </w:p>
+        </w:tc>
+        <w:tc>
+          <w:tcPr/>
+          <w:p>
+            <w:pPr>
+              <w:pStyle w:val="Compact"/>
+            </w:pPr>
+            <w:r>
+              <w:t xml:space="preserve">0.609 (0.442–0.764)</w:t>
+            </w:r>
+          </w:p>
+        </w:tc>
+        <w:tc>
+          <w:tcPr/>
+          <w:p>
+            <w:pPr>
+              <w:pStyle w:val="Compact"/>
+            </w:pPr>
+            <w:r>
+              <w:t xml:space="preserve">0.164 (0.115–0.214)</w:t>
+            </w:r>
+          </w:p>
+        </w:tc>
+        <w:tc>
+          <w:tcPr/>
+          <w:p>
+            <w:pPr>
+              <w:pStyle w:val="Compact"/>
+            </w:pPr>
+            <w:r>
+              <w:t xml:space="preserve">0.72 (−0.56 to 2.60)</w:t>
+            </w:r>
+          </w:p>
+        </w:tc>
+        <w:tc>
+          <w:tcPr/>
+          <w:p>
+            <w:pPr>
+              <w:pStyle w:val="Compact"/>
+            </w:pPr>
+            <w:r>
+              <w:t xml:space="preserve">−0.006 (−0.094 to +0.071)</w:t>
             </w:r>
           </w:p>
         </w:tc>
@@ -4253,18 +4261,18 @@
               <w:pStyle w:val="Compact"/>
             </w:pPr>
             <w:r>
-              <w:t xml:space="preserve">F LR</w:t>
-            </w:r>
-          </w:p>
-        </w:tc>
-        <w:tc>
-          <w:tcPr/>
-          <w:p>
-            <w:pPr>
-              <w:pStyle w:val="Compact"/>
-            </w:pPr>
-            <w:r>
-              <w:t xml:space="preserve">0.625 (0.572–0.678)</w:t>
+              <w:t xml:space="preserve">F XGB</w:t>
+            </w:r>
+          </w:p>
+        </w:tc>
+        <w:tc>
+          <w:tcPr/>
+          <w:p>
+            <w:pPr>
+              <w:pStyle w:val="Compact"/>
+            </w:pPr>
+            <w:r>
+              <w:t xml:space="preserve">0.643 (0.587–0.693)</w:t>
             </w:r>
           </w:p>
         </w:tc>
@@ -4286,18 +4294,18 @@
               <w:pStyle w:val="Compact"/>
             </w:pPr>
             <w:r>
-              <w:t xml:space="preserve">1.17 (0.76–1.61)</w:t>
-            </w:r>
-          </w:p>
-        </w:tc>
-        <w:tc>
-          <w:tcPr/>
-          <w:p>
-            <w:pPr>
-              <w:pStyle w:val="Compact"/>
-            </w:pPr>
-            <w:r>
-              <w:t xml:space="preserve">+0.017 (−0.005 to +0.039)</w:t>
+              <w:t xml:space="preserve">1.31 (0.87–1.74)</w:t>
+            </w:r>
+          </w:p>
+        </w:tc>
+        <w:tc>
+          <w:tcPr/>
+          <w:p>
+            <w:pPr>
+              <w:pStyle w:val="Compact"/>
+            </w:pPr>
+            <w:r>
+              <w:t xml:space="preserve">+0.017 (−0.004 to +0.039)</w:t>
             </w:r>
           </w:p>
         </w:tc>
@@ -4529,51 +4537,51 @@
               <w:pStyle w:val="Compact"/>
             </w:pPr>
             <w:r>
-              <w:t xml:space="preserve">F LR</w:t>
-            </w:r>
-          </w:p>
-        </w:tc>
-        <w:tc>
-          <w:tcPr/>
-          <w:p>
-            <w:pPr>
-              <w:pStyle w:val="Compact"/>
-            </w:pPr>
-            <w:r>
-              <w:t xml:space="preserve">0.617 (0.575–0.660)</w:t>
-            </w:r>
-          </w:p>
-        </w:tc>
-        <w:tc>
-          <w:tcPr/>
-          <w:p>
-            <w:pPr>
-              <w:pStyle w:val="Compact"/>
-            </w:pPr>
-            <w:r>
-              <w:t xml:space="preserve">0.162 (0.148–0.176)</w:t>
-            </w:r>
-          </w:p>
-        </w:tc>
-        <w:tc>
-          <w:tcPr/>
-          <w:p>
-            <w:pPr>
-              <w:pStyle w:val="Compact"/>
-            </w:pPr>
-            <w:r>
-              <w:t xml:space="preserve">0.87 (0.61–1.15)</w:t>
-            </w:r>
-          </w:p>
-        </w:tc>
-        <w:tc>
-          <w:tcPr/>
-          <w:p>
-            <w:pPr>
-              <w:pStyle w:val="Compact"/>
-            </w:pPr>
-            <w:r>
-              <w:t xml:space="preserve">−0.011 (−0.034 to +0.013)</w:t>
+              <w:t xml:space="preserve">F XGB</w:t>
+            </w:r>
+          </w:p>
+        </w:tc>
+        <w:tc>
+          <w:tcPr/>
+          <w:p>
+            <w:pPr>
+              <w:pStyle w:val="Compact"/>
+            </w:pPr>
+            <w:r>
+              <w:t xml:space="preserve">0.658 (0.620–0.698)</w:t>
+            </w:r>
+          </w:p>
+        </w:tc>
+        <w:tc>
+          <w:tcPr/>
+          <w:p>
+            <w:pPr>
+              <w:pStyle w:val="Compact"/>
+            </w:pPr>
+            <w:r>
+              <w:t xml:space="preserve">0.161 (0.146–0.174)</w:t>
+            </w:r>
+          </w:p>
+        </w:tc>
+        <w:tc>
+          <w:tcPr/>
+          <w:p>
+            <w:pPr>
+              <w:pStyle w:val="Compact"/>
+            </w:pPr>
+            <w:r>
+              <w:t xml:space="preserve">1.25 (0.95–1.58)</w:t>
+            </w:r>
+          </w:p>
+        </w:tc>
+        <w:tc>
+          <w:tcPr/>
+          <w:p>
+            <w:pPr>
+              <w:pStyle w:val="Compact"/>
+            </w:pPr>
+            <w:r>
+              <w:t xml:space="preserve">−0.014 (−0.037 to +0.010)</w:t>
             </w:r>
           </w:p>
         </w:tc>
@@ -4805,51 +4813,51 @@
               <w:pStyle w:val="Compact"/>
             </w:pPr>
             <w:r>
-              <w:t xml:space="preserve">F LR</w:t>
-            </w:r>
-          </w:p>
-        </w:tc>
-        <w:tc>
-          <w:tcPr/>
-          <w:p>
-            <w:pPr>
-              <w:pStyle w:val="Compact"/>
-            </w:pPr>
-            <w:r>
-              <w:t xml:space="preserve">0.633 (0.603–0.660)</w:t>
-            </w:r>
-          </w:p>
-        </w:tc>
-        <w:tc>
-          <w:tcPr/>
-          <w:p>
-            <w:pPr>
-              <w:pStyle w:val="Compact"/>
-            </w:pPr>
-            <w:r>
-              <w:t xml:space="preserve">0.140 (0.130–0.150)</w:t>
-            </w:r>
-          </w:p>
-        </w:tc>
-        <w:tc>
-          <w:tcPr/>
-          <w:p>
-            <w:pPr>
-              <w:pStyle w:val="Compact"/>
-            </w:pPr>
-            <w:r>
-              <w:t xml:space="preserve">0.89 (0.69–1.10)</w:t>
-            </w:r>
-          </w:p>
-        </w:tc>
-        <w:tc>
-          <w:tcPr/>
-          <w:p>
-            <w:pPr>
-              <w:pStyle w:val="Compact"/>
-            </w:pPr>
-            <w:r>
-              <w:t xml:space="preserve">+0.001 (−0.014 to +0.015)</w:t>
+              <w:t xml:space="preserve">F XGB</w:t>
+            </w:r>
+          </w:p>
+        </w:tc>
+        <w:tc>
+          <w:tcPr/>
+          <w:p>
+            <w:pPr>
+              <w:pStyle w:val="Compact"/>
+            </w:pPr>
+            <w:r>
+              <w:t xml:space="preserve">0.654 (0.627–0.683)</w:t>
+            </w:r>
+          </w:p>
+        </w:tc>
+        <w:tc>
+          <w:tcPr/>
+          <w:p>
+            <w:pPr>
+              <w:pStyle w:val="Compact"/>
+            </w:pPr>
+            <w:r>
+              <w:t xml:space="preserve">0.138 (0.128–0.147)</w:t>
+            </w:r>
+          </w:p>
+        </w:tc>
+        <w:tc>
+          <w:tcPr/>
+          <w:p>
+            <w:pPr>
+              <w:pStyle w:val="Compact"/>
+            </w:pPr>
+            <w:r>
+              <w:t xml:space="preserve">1.22 (1.00–1.44)</w:t>
+            </w:r>
+          </w:p>
+        </w:tc>
+        <w:tc>
+          <w:tcPr/>
+          <w:p>
+            <w:pPr>
+              <w:pStyle w:val="Compact"/>
+            </w:pPr>
+            <w:r>
+              <w:t xml:space="preserve">−0.003 (−0.018 to +0.011)</w:t>
             </w:r>
           </w:p>
         </w:tc>
@@ -5081,51 +5089,51 @@
               <w:pStyle w:val="Compact"/>
             </w:pPr>
             <w:r>
-              <w:t xml:space="preserve">F LR</w:t>
-            </w:r>
-          </w:p>
-        </w:tc>
-        <w:tc>
-          <w:tcPr/>
-          <w:p>
-            <w:pPr>
-              <w:pStyle w:val="Compact"/>
-            </w:pPr>
-            <w:r>
-              <w:t xml:space="preserve">0.625 (0.603–0.645)</w:t>
-            </w:r>
-          </w:p>
-        </w:tc>
-        <w:tc>
-          <w:tcPr/>
-          <w:p>
-            <w:pPr>
-              <w:pStyle w:val="Compact"/>
-            </w:pPr>
-            <w:r>
-              <w:t xml:space="preserve">0.133 (0.127–0.140)</w:t>
-            </w:r>
-          </w:p>
-        </w:tc>
-        <w:tc>
-          <w:tcPr/>
-          <w:p>
-            <w:pPr>
-              <w:pStyle w:val="Compact"/>
-            </w:pPr>
-            <w:r>
-              <w:t xml:space="preserve">0.99 (0.82–1.13)</w:t>
-            </w:r>
-          </w:p>
-        </w:tc>
-        <w:tc>
-          <w:tcPr/>
-          <w:p>
-            <w:pPr>
-              <w:pStyle w:val="Compact"/>
-            </w:pPr>
-            <w:r>
-              <w:t xml:space="preserve">+0.002 (−0.008 to +0.012)</w:t>
+              <w:t xml:space="preserve">F XGB</w:t>
+            </w:r>
+          </w:p>
+        </w:tc>
+        <w:tc>
+          <w:tcPr/>
+          <w:p>
+            <w:pPr>
+              <w:pStyle w:val="Compact"/>
+            </w:pPr>
+            <w:r>
+              <w:t xml:space="preserve">0.639 (0.616–0.660)</w:t>
+            </w:r>
+          </w:p>
+        </w:tc>
+        <w:tc>
+          <w:tcPr/>
+          <w:p>
+            <w:pPr>
+              <w:pStyle w:val="Compact"/>
+            </w:pPr>
+            <w:r>
+              <w:t xml:space="preserve">0.132 (0.126–0.139)</w:t>
+            </w:r>
+          </w:p>
+        </w:tc>
+        <w:tc>
+          <w:tcPr/>
+          <w:p>
+            <w:pPr>
+              <w:pStyle w:val="Compact"/>
+            </w:pPr>
+            <w:r>
+              <w:t xml:space="preserve">1.26 (1.06–1.44)</w:t>
+            </w:r>
+          </w:p>
+        </w:tc>
+        <w:tc>
+          <w:tcPr/>
+          <w:p>
+            <w:pPr>
+              <w:pStyle w:val="Compact"/>
+            </w:pPr>
+            <w:r>
+              <w:t xml:space="preserve">+0.005 (−0.005 to +0.015)</w:t>
             </w:r>
           </w:p>
         </w:tc>
@@ -5357,51 +5365,51 @@
               <w:pStyle w:val="Compact"/>
             </w:pPr>
             <w:r>
-              <w:t xml:space="preserve">F LR</w:t>
-            </w:r>
-          </w:p>
-        </w:tc>
-        <w:tc>
-          <w:tcPr/>
-          <w:p>
-            <w:pPr>
-              <w:pStyle w:val="Compact"/>
-            </w:pPr>
-            <w:r>
-              <w:t xml:space="preserve">0.648 (0.587–0.710)</w:t>
-            </w:r>
-          </w:p>
-        </w:tc>
-        <w:tc>
-          <w:tcPr/>
-          <w:p>
-            <w:pPr>
-              <w:pStyle w:val="Compact"/>
-            </w:pPr>
-            <w:r>
-              <w:t xml:space="preserve">0.124 (0.106–0.143)</w:t>
-            </w:r>
-          </w:p>
-        </w:tc>
-        <w:tc>
-          <w:tcPr/>
-          <w:p>
-            <w:pPr>
-              <w:pStyle w:val="Compact"/>
-            </w:pPr>
-            <w:r>
-              <w:t xml:space="preserve">1.06 (0.63–1.54)</w:t>
-            </w:r>
-          </w:p>
-        </w:tc>
-        <w:tc>
-          <w:tcPr/>
-          <w:p>
-            <w:pPr>
-              <w:pStyle w:val="Compact"/>
-            </w:pPr>
-            <w:r>
-              <w:t xml:space="preserve">+0.002 (−0.027 to +0.028)</w:t>
+              <w:t xml:space="preserve">F XGB</w:t>
+            </w:r>
+          </w:p>
+        </w:tc>
+        <w:tc>
+          <w:tcPr/>
+          <w:p>
+            <w:pPr>
+              <w:pStyle w:val="Compact"/>
+            </w:pPr>
+            <w:r>
+              <w:t xml:space="preserve">0.681 (0.619–0.737)</w:t>
+            </w:r>
+          </w:p>
+        </w:tc>
+        <w:tc>
+          <w:tcPr/>
+          <w:p>
+            <w:pPr>
+              <w:pStyle w:val="Compact"/>
+            </w:pPr>
+            <w:r>
+              <w:t xml:space="preserve">0.122 (0.105–0.140)</w:t>
+            </w:r>
+          </w:p>
+        </w:tc>
+        <w:tc>
+          <w:tcPr/>
+          <w:p>
+            <w:pPr>
+              <w:pStyle w:val="Compact"/>
+            </w:pPr>
+            <w:r>
+              <w:t xml:space="preserve">1.52 (1.02–2.07)</w:t>
+            </w:r>
+          </w:p>
+        </w:tc>
+        <w:tc>
+          <w:tcPr/>
+          <w:p>
+            <w:pPr>
+              <w:pStyle w:val="Compact"/>
+            </w:pPr>
+            <w:r>
+              <w:t xml:space="preserve">+0.011 (−0.018 to +0.036)</w:t>
             </w:r>
           </w:p>
         </w:tc>
@@ -5633,7 +5641,7 @@
               <w:pStyle w:val="Compact"/>
             </w:pPr>
             <w:r>
-              <w:t xml:space="preserve">F LR</w:t>
+              <w:t xml:space="preserve">F XGB</w:t>
             </w:r>
           </w:p>
         </w:tc>
@@ -5909,7 +5917,7 @@
               <w:pStyle w:val="Compact"/>
             </w:pPr>
             <w:r>
-              <w:t xml:space="preserve">F LR</w:t>
+              <w:t xml:space="preserve">F XGB</w:t>
             </w:r>
           </w:p>
         </w:tc>
@@ -6185,51 +6193,51 @@
               <w:pStyle w:val="Compact"/>
             </w:pPr>
             <w:r>
-              <w:t xml:space="preserve">F LR</w:t>
-            </w:r>
-          </w:p>
-        </w:tc>
-        <w:tc>
-          <w:tcPr/>
-          <w:p>
-            <w:pPr>
-              <w:pStyle w:val="Compact"/>
-            </w:pPr>
-            <w:r>
-              <w:t xml:space="preserve">0.589 (0.537–0.642)</w:t>
-            </w:r>
-          </w:p>
-        </w:tc>
-        <w:tc>
-          <w:tcPr/>
-          <w:p>
-            <w:pPr>
-              <w:pStyle w:val="Compact"/>
-            </w:pPr>
-            <w:r>
-              <w:t xml:space="preserve">0.153 (0.136–0.170)</w:t>
-            </w:r>
-          </w:p>
-        </w:tc>
-        <w:tc>
-          <w:tcPr/>
-          <w:p>
-            <w:pPr>
-              <w:pStyle w:val="Compact"/>
-            </w:pPr>
-            <w:r>
-              <w:t xml:space="preserve">0.66 (0.30–1.00)</w:t>
-            </w:r>
-          </w:p>
-        </w:tc>
-        <w:tc>
-          <w:tcPr/>
-          <w:p>
-            <w:pPr>
-              <w:pStyle w:val="Compact"/>
-            </w:pPr>
-            <w:r>
-              <w:t xml:space="preserve">−0.010 (−0.038 to +0.016)</w:t>
+              <w:t xml:space="preserve">F XGB</w:t>
+            </w:r>
+          </w:p>
+        </w:tc>
+        <w:tc>
+          <w:tcPr/>
+          <w:p>
+            <w:pPr>
+              <w:pStyle w:val="Compact"/>
+            </w:pPr>
+            <w:r>
+              <w:t xml:space="preserve">0.607 (0.556–0.659)</w:t>
+            </w:r>
+          </w:p>
+        </w:tc>
+        <w:tc>
+          <w:tcPr/>
+          <w:p>
+            <w:pPr>
+              <w:pStyle w:val="Compact"/>
+            </w:pPr>
+            <w:r>
+              <w:t xml:space="preserve">0.151 (0.135–0.169)</w:t>
+            </w:r>
+          </w:p>
+        </w:tc>
+        <w:tc>
+          <w:tcPr/>
+          <w:p>
+            <w:pPr>
+              <w:pStyle w:val="Compact"/>
+            </w:pPr>
+            <w:r>
+              <w:t xml:space="preserve">0.92 (0.50–1.35)</w:t>
+            </w:r>
+          </w:p>
+        </w:tc>
+        <w:tc>
+          <w:tcPr/>
+          <w:p>
+            <w:pPr>
+              <w:pStyle w:val="Compact"/>
+            </w:pPr>
+            <w:r>
+              <w:t xml:space="preserve">−0.011 (−0.038 to +0.015)</w:t>
             </w:r>
           </w:p>
         </w:tc>
@@ -6461,51 +6469,51 @@
               <w:pStyle w:val="Compact"/>
             </w:pPr>
             <w:r>
-              <w:t xml:space="preserve">F LR</w:t>
-            </w:r>
-          </w:p>
-        </w:tc>
-        <w:tc>
-          <w:tcPr/>
-          <w:p>
-            <w:pPr>
-              <w:pStyle w:val="Compact"/>
-            </w:pPr>
-            <w:r>
-              <w:t xml:space="preserve">0.642 (0.620–0.662)</w:t>
-            </w:r>
-          </w:p>
-        </w:tc>
-        <w:tc>
-          <w:tcPr/>
-          <w:p>
-            <w:pPr>
-              <w:pStyle w:val="Compact"/>
-            </w:pPr>
-            <w:r>
-              <w:t xml:space="preserve">0.135 (0.128–0.142)</w:t>
-            </w:r>
-          </w:p>
-        </w:tc>
-        <w:tc>
-          <w:tcPr/>
-          <w:p>
-            <w:pPr>
-              <w:pStyle w:val="Compact"/>
-            </w:pPr>
-            <w:r>
-              <w:t xml:space="preserve">1.05 (0.88–1.19)</w:t>
-            </w:r>
-          </w:p>
-        </w:tc>
-        <w:tc>
-          <w:tcPr/>
-          <w:p>
-            <w:pPr>
-              <w:pStyle w:val="Compact"/>
-            </w:pPr>
-            <w:r>
-              <w:t xml:space="preserve">+0.002 (−0.007 to +0.013)</w:t>
+              <w:t xml:space="preserve">F XGB</w:t>
+            </w:r>
+          </w:p>
+        </w:tc>
+        <w:tc>
+          <w:tcPr/>
+          <w:p>
+            <w:pPr>
+              <w:pStyle w:val="Compact"/>
+            </w:pPr>
+            <w:r>
+              <w:t xml:space="preserve">0.662 (0.641–0.682)</w:t>
+            </w:r>
+          </w:p>
+        </w:tc>
+        <w:tc>
+          <w:tcPr/>
+          <w:p>
+            <w:pPr>
+              <w:pStyle w:val="Compact"/>
+            </w:pPr>
+            <w:r>
+              <w:t xml:space="preserve">0.134 (0.127–0.141)</w:t>
+            </w:r>
+          </w:p>
+        </w:tc>
+        <w:tc>
+          <w:tcPr/>
+          <w:p>
+            <w:pPr>
+              <w:pStyle w:val="Compact"/>
+            </w:pPr>
+            <w:r>
+              <w:t xml:space="preserve">1.33 (1.16–1.51)</w:t>
+            </w:r>
+          </w:p>
+        </w:tc>
+        <w:tc>
+          <w:tcPr/>
+          <w:p>
+            <w:pPr>
+              <w:pStyle w:val="Compact"/>
+            </w:pPr>
+            <w:r>
+              <w:t xml:space="preserve">−0.001 (−0.010 to +0.009)</w:t>
             </w:r>
           </w:p>
         </w:tc>
@@ -6605,14 +6613,14 @@
     </w:tbl>
     <w:p>
       <w:pPr>
-        <w:pStyle w:val="FirstParagraph"/>
+        <w:pStyle w:val="BodyText"/>
       </w:pPr>
       <w:r>
-        <w:t xml:space="preserve">E LR: embedded logistic regression; F LR: feature-vector logistic regression; N WTD: logistic-regression-weighted nearest-neighbor prediction (k = 295). Events denotes positive TRD proxy outcomes. Mean risk difference is mean predicted probability minus observed frequency.</w:t>
+        <w:t xml:space="preserve">E LR: embedded logistic regression; F XGB: feature-vector XGBoost; N WTD: logistic-regression-weighted nearest-neighbor prediction (k = 295). Events denotes positive TRD proxy outcomes. Mean risk difference is mean predicted probability minus observed frequency.</w:t>
       </w:r>
     </w:p>
-    <w:bookmarkEnd w:id="10"/>
-    <w:bookmarkStart w:id="11" w:name="_39e8724432b3da1e325cf9b8494b081dd979d8e"/>
+    <w:bookmarkEnd w:id="21"/>
+    <w:bookmarkStart w:id="22" w:name="s9.3-clinical-strata"/>
     <w:p>
       <w:pPr>
         <w:pStyle w:val="Heading2"/>
@@ -6626,7 +6634,7 @@
         <w:pStyle w:val="FirstParagraph"/>
       </w:pPr>
       <w:r>
-        <w:t xml:space="preserve">Table S11. Discrimination and calibration by recorded depression phenotype, one representative model per arm.</w:t>
+        <w:t xml:space="preserve">Table S11. Discrimination and calibration by recorded depression phenotype, one representative model per arm (embedded logistic regression, feature-vector XGBoost, and logistic-regression-weighted retrieval at k = 295, the leading model of each), primary encoder.</w:t>
       </w:r>
     </w:p>
     <w:tbl>
@@ -6908,51 +6916,51 @@
               <w:pStyle w:val="Compact"/>
             </w:pPr>
             <w:r>
-              <w:t xml:space="preserve">F LR</w:t>
-            </w:r>
-          </w:p>
-        </w:tc>
-        <w:tc>
-          <w:tcPr/>
-          <w:p>
-            <w:pPr>
-              <w:pStyle w:val="Compact"/>
-            </w:pPr>
-            <w:r>
-              <w:t xml:space="preserve">0.607 (0.547–0.667)</w:t>
-            </w:r>
-          </w:p>
-        </w:tc>
-        <w:tc>
-          <w:tcPr/>
-          <w:p>
-            <w:pPr>
-              <w:pStyle w:val="Compact"/>
-            </w:pPr>
-            <w:r>
-              <w:t xml:space="preserve">0.135 (0.117–0.154)</w:t>
-            </w:r>
-          </w:p>
-        </w:tc>
-        <w:tc>
-          <w:tcPr/>
-          <w:p>
-            <w:pPr>
-              <w:pStyle w:val="Compact"/>
-            </w:pPr>
-            <w:r>
-              <w:t xml:space="preserve">0.86 (0.30–1.40)</w:t>
-            </w:r>
-          </w:p>
-        </w:tc>
-        <w:tc>
-          <w:tcPr/>
-          <w:p>
-            <w:pPr>
-              <w:pStyle w:val="Compact"/>
-            </w:pPr>
-            <w:r>
-              <w:t xml:space="preserve">−0.018 (−0.047 to +0.010)</w:t>
+              <w:t xml:space="preserve">F XGB</w:t>
+            </w:r>
+          </w:p>
+        </w:tc>
+        <w:tc>
+          <w:tcPr/>
+          <w:p>
+            <w:pPr>
+              <w:pStyle w:val="Compact"/>
+            </w:pPr>
+            <w:r>
+              <w:t xml:space="preserve">0.640 (0.581–0.702)</w:t>
+            </w:r>
+          </w:p>
+        </w:tc>
+        <w:tc>
+          <w:tcPr/>
+          <w:p>
+            <w:pPr>
+              <w:pStyle w:val="Compact"/>
+            </w:pPr>
+            <w:r>
+              <w:t xml:space="preserve">0.133 (0.115–0.152)</w:t>
+            </w:r>
+          </w:p>
+        </w:tc>
+        <w:tc>
+          <w:tcPr/>
+          <w:p>
+            <w:pPr>
+              <w:pStyle w:val="Compact"/>
+            </w:pPr>
+            <w:r>
+              <w:t xml:space="preserve">1.34 (0.73–1.97)</w:t>
+            </w:r>
+          </w:p>
+        </w:tc>
+        <w:tc>
+          <w:tcPr/>
+          <w:p>
+            <w:pPr>
+              <w:pStyle w:val="Compact"/>
+            </w:pPr>
+            <w:r>
+              <w:t xml:space="preserve">−0.007 (−0.036 to +0.020)</w:t>
             </w:r>
           </w:p>
         </w:tc>
@@ -7184,51 +7192,51 @@
               <w:pStyle w:val="Compact"/>
             </w:pPr>
             <w:r>
-              <w:t xml:space="preserve">F LR</w:t>
-            </w:r>
-          </w:p>
-        </w:tc>
-        <w:tc>
-          <w:tcPr/>
-          <w:p>
-            <w:pPr>
-              <w:pStyle w:val="Compact"/>
-            </w:pPr>
-            <w:r>
-              <w:t xml:space="preserve">0.634 (0.599–0.670)</w:t>
-            </w:r>
-          </w:p>
-        </w:tc>
-        <w:tc>
-          <w:tcPr/>
-          <w:p>
-            <w:pPr>
-              <w:pStyle w:val="Compact"/>
-            </w:pPr>
-            <w:r>
-              <w:t xml:space="preserve">0.142 (0.131–0.155)</w:t>
-            </w:r>
-          </w:p>
-        </w:tc>
-        <w:tc>
-          <w:tcPr/>
-          <w:p>
-            <w:pPr>
-              <w:pStyle w:val="Compact"/>
-            </w:pPr>
-            <w:r>
-              <w:t xml:space="preserve">1.06 (0.75–1.38)</w:t>
-            </w:r>
-          </w:p>
-        </w:tc>
-        <w:tc>
-          <w:tcPr/>
-          <w:p>
-            <w:pPr>
-              <w:pStyle w:val="Compact"/>
-            </w:pPr>
-            <w:r>
-              <w:t xml:space="preserve">+0.001 (−0.020 to +0.018)</w:t>
+              <w:t xml:space="preserve">F XGB</w:t>
+            </w:r>
+          </w:p>
+        </w:tc>
+        <w:tc>
+          <w:tcPr/>
+          <w:p>
+            <w:pPr>
+              <w:pStyle w:val="Compact"/>
+            </w:pPr>
+            <w:r>
+              <w:t xml:space="preserve">0.655 (0.620–0.691)</w:t>
+            </w:r>
+          </w:p>
+        </w:tc>
+        <w:tc>
+          <w:tcPr/>
+          <w:p>
+            <w:pPr>
+              <w:pStyle w:val="Compact"/>
+            </w:pPr>
+            <w:r>
+              <w:t xml:space="preserve">0.141 (0.129–0.154)</w:t>
+            </w:r>
+          </w:p>
+        </w:tc>
+        <w:tc>
+          <w:tcPr/>
+          <w:p>
+            <w:pPr>
+              <w:pStyle w:val="Compact"/>
+            </w:pPr>
+            <w:r>
+              <w:t xml:space="preserve">1.45 (1.10–1.84)</w:t>
+            </w:r>
+          </w:p>
+        </w:tc>
+        <w:tc>
+          <w:tcPr/>
+          <w:p>
+            <w:pPr>
+              <w:pStyle w:val="Compact"/>
+            </w:pPr>
+            <w:r>
+              <w:t xml:space="preserve">−0.007 (−0.028 to +0.011)</w:t>
             </w:r>
           </w:p>
         </w:tc>
@@ -7460,7 +7468,7 @@
               <w:pStyle w:val="Compact"/>
             </w:pPr>
             <w:r>
-              <w:t xml:space="preserve">F LR</w:t>
+              <w:t xml:space="preserve">F XGB</w:t>
             </w:r>
           </w:p>
         </w:tc>
@@ -7736,7 +7744,7 @@
               <w:pStyle w:val="Compact"/>
             </w:pPr>
             <w:r>
-              <w:t xml:space="preserve">F LR</w:t>
+              <w:t xml:space="preserve">F XGB</w:t>
             </w:r>
           </w:p>
         </w:tc>
@@ -8012,51 +8020,51 @@
               <w:pStyle w:val="Compact"/>
             </w:pPr>
             <w:r>
-              <w:t xml:space="preserve">F LR</w:t>
-            </w:r>
-          </w:p>
-        </w:tc>
-        <w:tc>
-          <w:tcPr/>
-          <w:p>
-            <w:pPr>
-              <w:pStyle w:val="Compact"/>
-            </w:pPr>
-            <w:r>
-              <w:t xml:space="preserve">0.636 (0.578–0.690)</w:t>
-            </w:r>
-          </w:p>
-        </w:tc>
-        <w:tc>
-          <w:tcPr/>
-          <w:p>
-            <w:pPr>
-              <w:pStyle w:val="Compact"/>
-            </w:pPr>
-            <w:r>
-              <w:t xml:space="preserve">0.197 (0.181–0.212)</w:t>
-            </w:r>
-          </w:p>
-        </w:tc>
-        <w:tc>
-          <w:tcPr/>
-          <w:p>
-            <w:pPr>
-              <w:pStyle w:val="Compact"/>
-            </w:pPr>
-            <w:r>
-              <w:t xml:space="preserve">0.88 (0.54–1.25)</w:t>
-            </w:r>
-          </w:p>
-        </w:tc>
-        <w:tc>
-          <w:tcPr/>
-          <w:p>
-            <w:pPr>
-              <w:pStyle w:val="Compact"/>
-            </w:pPr>
-            <w:r>
-              <w:t xml:space="preserve">+0.029 (−0.008 to +0.071)</w:t>
+              <w:t xml:space="preserve">F XGB</w:t>
+            </w:r>
+          </w:p>
+        </w:tc>
+        <w:tc>
+          <w:tcPr/>
+          <w:p>
+            <w:pPr>
+              <w:pStyle w:val="Compact"/>
+            </w:pPr>
+            <w:r>
+              <w:t xml:space="preserve">0.682 (0.621–0.734)</w:t>
+            </w:r>
+          </w:p>
+        </w:tc>
+        <w:tc>
+          <w:tcPr/>
+          <w:p>
+            <w:pPr>
+              <w:pStyle w:val="Compact"/>
+            </w:pPr>
+            <w:r>
+              <w:t xml:space="preserve">0.188 (0.172–0.204)</w:t>
+            </w:r>
+          </w:p>
+        </w:tc>
+        <w:tc>
+          <w:tcPr/>
+          <w:p>
+            <w:pPr>
+              <w:pStyle w:val="Compact"/>
+            </w:pPr>
+            <w:r>
+              <w:t xml:space="preserve">1.41 (0.97–1.93)</w:t>
+            </w:r>
+          </w:p>
+        </w:tc>
+        <w:tc>
+          <w:tcPr/>
+          <w:p>
+            <w:pPr>
+              <w:pStyle w:val="Compact"/>
+            </w:pPr>
+            <w:r>
+              <w:t xml:space="preserve">+0.007 (−0.028 to +0.049)</w:t>
             </w:r>
           </w:p>
         </w:tc>
@@ -8288,51 +8296,51 @@
               <w:pStyle w:val="Compact"/>
             </w:pPr>
             <w:r>
-              <w:t xml:space="preserve">F LR</w:t>
-            </w:r>
-          </w:p>
-        </w:tc>
-        <w:tc>
-          <w:tcPr/>
-          <w:p>
-            <w:pPr>
-              <w:pStyle w:val="Compact"/>
-            </w:pPr>
-            <w:r>
-              <w:t xml:space="preserve">0.615 (0.595–0.634)</w:t>
-            </w:r>
-          </w:p>
-        </w:tc>
-        <w:tc>
-          <w:tcPr/>
-          <w:p>
-            <w:pPr>
-              <w:pStyle w:val="Compact"/>
-            </w:pPr>
-            <w:r>
-              <w:t xml:space="preserve">0.134 (0.128–0.141)</w:t>
-            </w:r>
-          </w:p>
-        </w:tc>
-        <w:tc>
-          <w:tcPr/>
-          <w:p>
-            <w:pPr>
-              <w:pStyle w:val="Compact"/>
-            </w:pPr>
-            <w:r>
-              <w:t xml:space="preserve">0.98 (0.83–1.15)</w:t>
-            </w:r>
-          </w:p>
-        </w:tc>
-        <w:tc>
-          <w:tcPr/>
-          <w:p>
-            <w:pPr>
-              <w:pStyle w:val="Compact"/>
-            </w:pPr>
-            <w:r>
-              <w:t xml:space="preserve">−0.001 (−0.011 to +0.009)</w:t>
+              <w:t xml:space="preserve">F XGB</w:t>
+            </w:r>
+          </w:p>
+        </w:tc>
+        <w:tc>
+          <w:tcPr/>
+          <w:p>
+            <w:pPr>
+              <w:pStyle w:val="Compact"/>
+            </w:pPr>
+            <w:r>
+              <w:t xml:space="preserve">0.635 (0.617–0.654)</w:t>
+            </w:r>
+          </w:p>
+        </w:tc>
+        <w:tc>
+          <w:tcPr/>
+          <w:p>
+            <w:pPr>
+              <w:pStyle w:val="Compact"/>
+            </w:pPr>
+            <w:r>
+              <w:t xml:space="preserve">0.134 (0.127–0.140)</w:t>
+            </w:r>
+          </w:p>
+        </w:tc>
+        <w:tc>
+          <w:tcPr/>
+          <w:p>
+            <w:pPr>
+              <w:pStyle w:val="Compact"/>
+            </w:pPr>
+            <w:r>
+              <w:t xml:space="preserve">1.27 (1.10–1.43)</w:t>
+            </w:r>
+          </w:p>
+        </w:tc>
+        <w:tc>
+          <w:tcPr/>
+          <w:p>
+            <w:pPr>
+              <w:pStyle w:val="Compact"/>
+            </w:pPr>
+            <w:r>
+              <w:t xml:space="preserve">+0.002 (−0.008 to +0.011)</w:t>
             </w:r>
           </w:p>
         </w:tc>
@@ -8564,7 +8572,7 @@
               <w:pStyle w:val="Compact"/>
             </w:pPr>
             <w:r>
-              <w:t xml:space="preserve">F LR</w:t>
+              <w:t xml:space="preserve">F XGB</w:t>
             </w:r>
           </w:p>
         </w:tc>
@@ -8840,18 +8848,18 @@
               <w:pStyle w:val="Compact"/>
             </w:pPr>
             <w:r>
-              <w:t xml:space="preserve">F LR</w:t>
-            </w:r>
-          </w:p>
-        </w:tc>
-        <w:tc>
-          <w:tcPr/>
-          <w:p>
-            <w:pPr>
-              <w:pStyle w:val="Compact"/>
-            </w:pPr>
-            <w:r>
-              <w:t xml:space="preserve">0.627 (0.565–0.687)</w:t>
+              <w:t xml:space="preserve">F XGB</w:t>
+            </w:r>
+          </w:p>
+        </w:tc>
+        <w:tc>
+          <w:tcPr/>
+          <w:p>
+            <w:pPr>
+              <w:pStyle w:val="Compact"/>
+            </w:pPr>
+            <w:r>
+              <w:t xml:space="preserve">0.650 (0.593–0.707)</w:t>
             </w:r>
           </w:p>
         </w:tc>
@@ -8873,18 +8881,18 @@
               <w:pStyle w:val="Compact"/>
             </w:pPr>
             <w:r>
-              <w:t xml:space="preserve">1.13 (0.59–1.75)</w:t>
-            </w:r>
-          </w:p>
-        </w:tc>
-        <w:tc>
-          <w:tcPr/>
-          <w:p>
-            <w:pPr>
-              <w:pStyle w:val="Compact"/>
-            </w:pPr>
-            <w:r>
-              <w:t xml:space="preserve">+0.010 (−0.020 to +0.038)</w:t>
+              <w:t xml:space="preserve">1.39 (0.82–2.01)</w:t>
+            </w:r>
+          </w:p>
+        </w:tc>
+        <w:tc>
+          <w:tcPr/>
+          <w:p>
+            <w:pPr>
+              <w:pStyle w:val="Compact"/>
+            </w:pPr>
+            <w:r>
+              <w:t xml:space="preserve">+0.012 (−0.019 to +0.040)</w:t>
             </w:r>
           </w:p>
         </w:tc>
@@ -9116,51 +9124,51 @@
               <w:pStyle w:val="Compact"/>
             </w:pPr>
             <w:r>
-              <w:t xml:space="preserve">F LR</w:t>
-            </w:r>
-          </w:p>
-        </w:tc>
-        <w:tc>
-          <w:tcPr/>
-          <w:p>
-            <w:pPr>
-              <w:pStyle w:val="Compact"/>
-            </w:pPr>
-            <w:r>
-              <w:t xml:space="preserve">0.676 (0.648–0.703)</w:t>
-            </w:r>
-          </w:p>
-        </w:tc>
-        <w:tc>
-          <w:tcPr/>
-          <w:p>
-            <w:pPr>
-              <w:pStyle w:val="Compact"/>
-            </w:pPr>
-            <w:r>
-              <w:t xml:space="preserve">0.148 (0.139–0.158)</w:t>
-            </w:r>
-          </w:p>
-        </w:tc>
-        <w:tc>
-          <w:tcPr/>
-          <w:p>
-            <w:pPr>
-              <w:pStyle w:val="Compact"/>
-            </w:pPr>
-            <w:r>
-              <w:t xml:space="preserve">1.07 (0.90–1.26)</w:t>
-            </w:r>
-          </w:p>
-        </w:tc>
-        <w:tc>
-          <w:tcPr/>
-          <w:p>
-            <w:pPr>
-              <w:pStyle w:val="Compact"/>
-            </w:pPr>
-            <w:r>
-              <w:t xml:space="preserve">−0.002 (−0.018 to +0.014)</w:t>
+              <w:t xml:space="preserve">F XGB</w:t>
+            </w:r>
+          </w:p>
+        </w:tc>
+        <w:tc>
+          <w:tcPr/>
+          <w:p>
+            <w:pPr>
+              <w:pStyle w:val="Compact"/>
+            </w:pPr>
+            <w:r>
+              <w:t xml:space="preserve">0.693 (0.665–0.720)</w:t>
+            </w:r>
+          </w:p>
+        </w:tc>
+        <w:tc>
+          <w:tcPr/>
+          <w:p>
+            <w:pPr>
+              <w:pStyle w:val="Compact"/>
+            </w:pPr>
+            <w:r>
+              <w:t xml:space="preserve">0.146 (0.137–0.156)</w:t>
+            </w:r>
+          </w:p>
+        </w:tc>
+        <w:tc>
+          <w:tcPr/>
+          <w:p>
+            <w:pPr>
+              <w:pStyle w:val="Compact"/>
+            </w:pPr>
+            <w:r>
+              <w:t xml:space="preserve">1.38 (1.18–1.59)</w:t>
+            </w:r>
+          </w:p>
+        </w:tc>
+        <w:tc>
+          <w:tcPr/>
+          <w:p>
+            <w:pPr>
+              <w:pStyle w:val="Compact"/>
+            </w:pPr>
+            <w:r>
+              <w:t xml:space="preserve">−0.006 (−0.022 to +0.009)</w:t>
             </w:r>
           </w:p>
         </w:tc>
@@ -9392,51 +9400,51 @@
               <w:pStyle w:val="Compact"/>
             </w:pPr>
             <w:r>
-              <w:t xml:space="preserve">F LR</w:t>
-            </w:r>
-          </w:p>
-        </w:tc>
-        <w:tc>
-          <w:tcPr/>
-          <w:p>
-            <w:pPr>
-              <w:pStyle w:val="Compact"/>
-            </w:pPr>
-            <w:r>
-              <w:t xml:space="preserve">0.605 (0.584–0.626)</w:t>
-            </w:r>
-          </w:p>
-        </w:tc>
-        <w:tc>
-          <w:tcPr/>
-          <w:p>
-            <w:pPr>
-              <w:pStyle w:val="Compact"/>
-            </w:pPr>
-            <w:r>
-              <w:t xml:space="preserve">0.136 (0.130–0.143)</w:t>
-            </w:r>
-          </w:p>
-        </w:tc>
-        <w:tc>
-          <w:tcPr/>
-          <w:p>
-            <w:pPr>
-              <w:pStyle w:val="Compact"/>
-            </w:pPr>
-            <w:r>
-              <w:t xml:space="preserve">0.83 (0.67–0.99)</w:t>
-            </w:r>
-          </w:p>
-        </w:tc>
-        <w:tc>
-          <w:tcPr/>
-          <w:p>
-            <w:pPr>
-              <w:pStyle w:val="Compact"/>
-            </w:pPr>
-            <w:r>
-              <w:t xml:space="preserve">−0.000 (−0.011 to +0.009)</w:t>
+              <w:t xml:space="preserve">F XGB</w:t>
+            </w:r>
+          </w:p>
+        </w:tc>
+        <w:tc>
+          <w:tcPr/>
+          <w:p>
+            <w:pPr>
+              <w:pStyle w:val="Compact"/>
+            </w:pPr>
+            <w:r>
+              <w:t xml:space="preserve">0.627 (0.607–0.647)</w:t>
+            </w:r>
+          </w:p>
+        </w:tc>
+        <w:tc>
+          <w:tcPr/>
+          <w:p>
+            <w:pPr>
+              <w:pStyle w:val="Compact"/>
+            </w:pPr>
+            <w:r>
+              <w:t xml:space="preserve">0.135 (0.129–0.141)</w:t>
+            </w:r>
+          </w:p>
+        </w:tc>
+        <w:tc>
+          <w:tcPr/>
+          <w:p>
+            <w:pPr>
+              <w:pStyle w:val="Compact"/>
+            </w:pPr>
+            <w:r>
+              <w:t xml:space="preserve">1.14 (0.97–1.31)</w:t>
+            </w:r>
+          </w:p>
+        </w:tc>
+        <w:tc>
+          <w:tcPr/>
+          <w:p>
+            <w:pPr>
+              <w:pStyle w:val="Compact"/>
+            </w:pPr>
+            <w:r>
+              <w:t xml:space="preserve">+0.001 (−0.009 to +0.011)</w:t>
             </w:r>
           </w:p>
         </w:tc>
@@ -9536,14 +9544,14 @@
     </w:tbl>
     <w:p>
       <w:pPr>
-        <w:pStyle w:val="FirstParagraph"/>
+        <w:pStyle w:val="BodyText"/>
       </w:pPr>
       <w:r>
-        <w:t xml:space="preserve">E LR: embedded logistic regression; F LR: feature-vector logistic regression; N WTD: logistic-regression-weighted nearest-neighbor prediction (k = 295). Events denotes positive TRD proxy outcomes. Mean risk difference is mean predicted probability minus observed frequency. MDD recurrence: Unspecified is the 32 test patients with no recurrence code recorded; every one of them is also coded Unspecified severity.</w:t>
+        <w:t xml:space="preserve">E LR: embedded logistic regression; F XGB: feature-vector XGBoost; N WTD: logistic-regression-weighted nearest-neighbor prediction (k = 295). Events denotes positive TRD proxy outcomes. Mean risk difference is mean predicted probability minus observed frequency. MDD recurrence: Unspecified is the 32 test patients with no recurrence code recorded; every one of them is also coded Unspecified severity.</w:t>
       </w:r>
     </w:p>
-    <w:bookmarkEnd w:id="11"/>
-    <w:bookmarkStart w:id="15" w:name="_aa5878e662582edeb6724e193a7afb1567e98b0"/>
+    <w:bookmarkEnd w:id="22"/>
+    <w:bookmarkStart w:id="26" w:name="s9.4-adjusted-subgroup-comparisons"/>
     <w:p>
       <w:pPr>
         <w:pStyle w:val="Heading2"/>
@@ -9557,7 +9565,7 @@
         <w:pStyle w:val="FirstParagraph"/>
       </w:pPr>
       <w:r>
-        <w:t xml:space="preserve">Of 240 contrasts, 58 had unadjusted CIs excluding zero and 23 survived Benjamini–Hochberg adjustment (Table S12).</w:t>
+        <w:t xml:space="preserve">Of 240 contrasts, 58 had unadjusted CIs excluding zero and 23 survived Benjamini–Hochberg adjustment (Table S12; each surviving model is drawn in manuscript Figure 5).</w:t>
       </w:r>
     </w:p>
     <w:p>
@@ -10190,7 +10198,7 @@
     </w:tbl>
     <w:p>
       <w:pPr>
-        <w:pStyle w:val="FirstParagraph"/>
+        <w:pStyle w:val="BodyText"/>
       </w:pPr>
       <w:r>
         <w:t xml:space="preserve">Ranges run from the smallest to the largest surviving point estimate, each with its own 95% CI; a single-model row shows that model’s estimate and CI. Every surviving contrast’s 95% CI excludes zero.</w:t>
@@ -10209,7 +10217,7 @@
         <w:pStyle w:val="BodyText"/>
       </w:pPr>
       <w:r>
-        <w:t xml:space="preserve">All 10 White-minus-non-White AUC contrasts were positive, from +0.005 (95% CI −0.031 to +0.042) to +0.046 (95% CI +0.006 to +0.087); 5 excluded zero before adjustment, but none survived adjustment (minimum adjusted P=.15). For FEATURE logistic regression, calibration slopes were 0.98 (95% CI 0.85–1.11) in White patients and 0.79 (95% CI 0.56–1.02) in patients with other recorded racial categories.</w:t>
+        <w:t xml:space="preserve">All 10 White-minus-non-White AUC contrasts were positive, from +0.005 (95% CI −0.031 to +0.042) to +0.046 (95% CI +0.006 to +0.087); 5 excluded zero before adjustment, but none survived adjustment (minimum adjusted P=.15). For the 2 leading models, calibration slopes in White patients and in patients with other recorded racial categories were 0.97 (95% CI 0.87–1.08) and 0.95 (95% CI 0.74–1.16) for embedded logistic regression, and 1.28 (95% CI 1.14–1.44) and 1.07 (95% CI 0.75–1.36) for feature-vector XGBoost.</w:t>
       </w:r>
     </w:p>
     <w:p>
@@ -10245,18 +10253,18 @@
           <wp:inline>
             <wp:extent cx="5120640" cy="6903282"/>
             <wp:effectExtent b="0" l="0" r="0" t="0"/>
-            <wp:docPr descr="" title="" id="13" name="Picture"/>
+            <wp:docPr descr="" title="" id="24" name="Picture"/>
             <a:graphic>
               <a:graphicData uri="http://schemas.openxmlformats.org/drawingml/2006/picture">
                 <pic:pic>
                   <pic:nvPicPr>
-                    <pic:cNvPr descr="/Users/mikeyferguson/Developer/Atlas/.claude/worktrees/wf_ac3faf7c-0a3-1/research/TRD-EHR/exports/results/review/subgroups/subgroup_forest.png" id="14" name="Picture"/>
+                    <pic:cNvPr descr="../results/review/subgroups/subgroup_forest.png" id="25" name="Picture"/>
                     <pic:cNvPicPr>
                       <a:picLocks noChangeArrowheads="1" noChangeAspect="1"/>
                     </pic:cNvPicPr>
                   </pic:nvPicPr>
                   <pic:blipFill>
-                    <a:blip r:embed="rId12"/>
+                    <a:blip r:embed="rId23"/>
                     <a:stretch>
                       <a:fillRect/>
                     </a:stretch>
@@ -10288,11 +10296,11 @@
         <w:pStyle w:val="BodyText"/>
       </w:pPr>
       <w:r>
-        <w:t xml:space="preserve">Figure S11. Subgroup discrimination across sociodemographic strata, one representative model per arm, with 95% bootstrap confidence intervals. The dotted line marks chance. Strata declared not estimable are omitted.</w:t>
+        <w:t xml:space="preserve">Figure S13. Subgroup discrimination across sociodemographic strata, one representative model per arm (embedded logistic regression, feature-vector XGBoost, and logistic-regression-weighted retrieval at k = 295, the leading model of each), primary encoder, with 95% bootstrap confidence intervals. The dotted line marks chance. Strata declared not estimable are omitted.</w:t>
       </w:r>
     </w:p>
-    <w:bookmarkEnd w:id="15"/>
-    <w:bookmarkEnd w:id="16"/>
+    <w:bookmarkEnd w:id="26"/>
+    <w:bookmarkEnd w:id="27"/>
     <w:sectPr>
       <w:pgSz w:h="15840" w:w="12240"/>
       <w:pgMar w:bottom="1440" w:footer="708" w:gutter="0" w:header="708" w:left="1800" w:right="1800" w:top="1440"/>

--- a/projects/TRD-EHR/paper1-trd-prediction/parts/supplement/23-s9-subgroup-performance.docx
+++ b/projects/TRD-EHR/paper1-trd-prediction/parts/supplement/23-s9-subgroup-performance.docx
@@ -41,7 +41,7 @@
         <w:pStyle w:val="BodyText"/>
       </w:pPr>
       <w:r>
-        <w:t xml:space="preserve">The analysis included 4 FEATURE classifiers, 4 EMBEDDED classifiers, and 3 neighbor configurations for the primary encoder, each at its own best k from section S6: nearest retrieval under plain cosine similarity (k = 757) and under logistic-regression-weighted similarity (k = 295), and uniform random retrieval (k = 32,720) as a control. Between-group contrasts included the 2 nearest-neighbor configurations and excluded the control. The best k was chosen on all test patients, not within each subgroup.</w:t>
+        <w:t xml:space="preserve">The analysis included 4 FEATURE classifiers, 4 EMBEDDED classifiers, and 3 neighbor configurations for Qwen3-Embedding-8B, each at its own best k from section S6: nearest retrieval under plain cosine similarity (k = 757) and under logistic-regression-weighted similarity (k = 295), and uniform random retrieval (k = 32,720) as a control. Between-group contrasts included the 2 nearest-neighbor configurations and excluded the control. The best k was chosen on all test patients, not within each subgroup.</w:t>
       </w:r>
     </w:p>
     <w:p>
@@ -115,7 +115,7 @@
         <w:pStyle w:val="BodyText"/>
       </w:pPr>
       <w:r>
-        <w:t xml:space="preserve">Table S10. Discrimination and calibration by sociodemographic stratum, one representative model per arm (embedded logistic regression, feature-vector XGBoost, and logistic-regression-weighted retrieval at k = 295, the leading model of each), primary encoder, held-out test set. Groups are not disjoint across families: every patient with a recorded sex appears in one sex row and every patient with a recorded race in one race row.</w:t>
+        <w:t xml:space="preserve">Table S10. Discrimination and calibration by sociodemographic stratum, one representative model per arm (embedded logistic regression, feature-vector XGBoost, and logistic-regression-weighted retrieval at k = 295, the leading model of each), Qwen3-Embedding-8B, held-out test set. Groups are not disjoint across families: every patient with a recorded sex appears in one sex row and every patient with a recorded race in one race row.</w:t>
       </w:r>
     </w:p>
     <w:tbl>
@@ -6634,7 +6634,7 @@
         <w:pStyle w:val="FirstParagraph"/>
       </w:pPr>
       <w:r>
-        <w:t xml:space="preserve">Table S11. Discrimination and calibration by recorded depression phenotype, one representative model per arm (embedded logistic regression, feature-vector XGBoost, and logistic-regression-weighted retrieval at k = 295, the leading model of each), primary encoder.</w:t>
+        <w:t xml:space="preserve">Table S11. Discrimination and calibration by recorded depression phenotype, one representative model per arm (embedded logistic regression, feature-vector XGBoost, and logistic-regression-weighted retrieval at k = 295, the leading model of each), Qwen3-Embedding-8B.</w:t>
       </w:r>
     </w:p>
     <w:tbl>
@@ -10296,7 +10296,7 @@
         <w:pStyle w:val="BodyText"/>
       </w:pPr>
       <w:r>
-        <w:t xml:space="preserve">Figure S13. Subgroup discrimination across sociodemographic strata, one representative model per arm (embedded logistic regression, feature-vector XGBoost, and logistic-regression-weighted retrieval at k = 295, the leading model of each), primary encoder, with 95% bootstrap confidence intervals. The dotted line marks chance. Strata declared not estimable are omitted.</w:t>
+        <w:t xml:space="preserve">Figure S13. Subgroup discrimination across sociodemographic strata, one representative model per arm (embedded logistic regression, feature-vector XGBoost, and logistic-regression-weighted retrieval at k = 295, the leading model of each), Qwen3-Embedding-8B, with 95% bootstrap confidence intervals. The dotted line marks chance. Strata declared not estimable are omitted.</w:t>
       </w:r>
     </w:p>
     <w:bookmarkEnd w:id="26"/>
